--- a/Documents/Info pages/Ultrasound-info.docx
+++ b/Documents/Info pages/Ultrasound-info.docx
@@ -521,6 +521,314 @@
           <w:ilvl w:val="0"/>
           <w:numId w:val="4"/>
         </w:numPr>
+        <w:spacing w:line="276" w:lineRule="auto"/>
+        <w:rPr>
+          <w:rFonts w:ascii="Calibri" w:hAnsi="Calibri" w:cs="Calibri"/>
+        </w:rPr>
+      </w:pPr>
+      <w:r>
+        <w:rPr>
+          <w:rFonts w:ascii="Calibri" w:hAnsi="Calibri" w:cs="Calibri"/>
+        </w:rPr>
+        <w:t>Ultrasound helps us better understand how muscles produce movement and adapt to training, ageing, and disease.</w:t>
+      </w:r>
+    </w:p>
+    <w:p>
+      <w:pPr>
+        <w:spacing w:after="120" w:line="276" w:lineRule="auto"/>
+        <w:rPr>
+          <w:rFonts w:ascii="Calibri" w:hAnsi="Calibri" w:cs="Calibri"/>
+          <w:b/>
+          <w:bCs/>
+        </w:rPr>
+      </w:pPr>
+      <w:r>
+        <w:rPr>
+          <w:rFonts w:ascii="Calibri" w:hAnsi="Calibri" w:cs="Calibri"/>
+          <w:b/>
+          <w:bCs/>
+        </w:rPr>
+        <w:t>How to set up this demo:</w:t>
+      </w:r>
+    </w:p>
+    <w:p>
+      <w:pPr>
+        <w:pStyle w:val="ListParagraph"/>
+        <w:numPr>
+          <w:ilvl w:val="0"/>
+          <w:numId w:val="5"/>
+        </w:numPr>
+        <w:spacing w:after="120" w:line="276" w:lineRule="auto"/>
+        <w:rPr>
+          <w:rFonts w:ascii="Calibri" w:hAnsi="Calibri" w:cs="Calibri"/>
+        </w:rPr>
+      </w:pPr>
+      <w:r>
+        <w:rPr>
+          <w:rFonts w:ascii="Calibri" w:hAnsi="Calibri" w:cs="Calibri"/>
+        </w:rPr>
+        <w:t>Plug the power cable to the into the back of the ultrasound machine</w:t>
+      </w:r>
+      <w:r>
+        <w:rPr>
+          <w:rFonts w:ascii="Calibri" w:hAnsi="Calibri" w:cs="Calibri"/>
+        </w:rPr>
+        <w:t>.</w:t>
+      </w:r>
+    </w:p>
+    <w:p>
+      <w:pPr>
+        <w:spacing w:after="120" w:line="276" w:lineRule="auto"/>
+        <w:rPr>
+          <w:rFonts w:ascii="Calibri" w:hAnsi="Calibri" w:cs="Calibri"/>
+          <w:b/>
+          <w:bCs/>
+        </w:rPr>
+      </w:pPr>
+      <w:r>
+        <w:rPr>
+          <w:rFonts w:ascii="Calibri" w:hAnsi="Calibri" w:cs="Calibri"/>
+          <w:noProof/>
+        </w:rPr>
+        <w:drawing>
+          <wp:inline distT="0" distB="0" distL="0" distR="0" wp14:anchorId="14E99008" wp14:editId="1F3C24B4">
+            <wp:extent cx="4352925" cy="1984528"/>
+            <wp:effectExtent l="0" t="0" r="0" b="0"/>
+            <wp:docPr id="1250068425" name="Picture 2"/>
+            <wp:cNvGraphicFramePr>
+              <a:graphicFrameLocks xmlns:a="http://schemas.openxmlformats.org/drawingml/2006/main" noChangeAspect="1"/>
+            </wp:cNvGraphicFramePr>
+            <a:graphic xmlns:a="http://schemas.openxmlformats.org/drawingml/2006/main">
+              <a:graphicData uri="http://schemas.openxmlformats.org/drawingml/2006/picture">
+                <pic:pic xmlns:pic="http://schemas.openxmlformats.org/drawingml/2006/picture">
+                  <pic:nvPicPr>
+                    <pic:cNvPr id="0" name="Picture 2"/>
+                    <pic:cNvPicPr>
+                      <a:picLocks noChangeAspect="1" noChangeArrowheads="1"/>
+                    </pic:cNvPicPr>
+                  </pic:nvPicPr>
+                  <pic:blipFill rotWithShape="1">
+                    <a:blip r:embed="rId8" cstate="print">
+                      <a:extLst>
+                        <a:ext uri="{28A0092B-C50C-407E-A947-70E740481C1C}">
+                          <a14:useLocalDpi xmlns:a14="http://schemas.microsoft.com/office/drawing/2010/main" val="0"/>
+                        </a:ext>
+                      </a:extLst>
+                    </a:blip>
+                    <a:srcRect b="22380"/>
+                    <a:stretch>
+                      <a:fillRect/>
+                    </a:stretch>
+                  </pic:blipFill>
+                  <pic:spPr bwMode="auto">
+                    <a:xfrm>
+                      <a:off x="0" y="0"/>
+                      <a:ext cx="4357981" cy="1986833"/>
+                    </a:xfrm>
+                    <a:prstGeom prst="rect">
+                      <a:avLst/>
+                    </a:prstGeom>
+                    <a:noFill/>
+                    <a:ln>
+                      <a:noFill/>
+                    </a:ln>
+                    <a:extLst>
+                      <a:ext uri="{53640926-AAD7-44D8-BBD7-CCE9431645EC}">
+                        <a14:shadowObscured xmlns:a14="http://schemas.microsoft.com/office/drawing/2010/main"/>
+                      </a:ext>
+                    </a:extLst>
+                  </pic:spPr>
+                </pic:pic>
+              </a:graphicData>
+            </a:graphic>
+          </wp:inline>
+        </w:drawing>
+      </w:r>
+    </w:p>
+    <w:p>
+      <w:pPr>
+        <w:pStyle w:val="ListParagraph"/>
+        <w:numPr>
+          <w:ilvl w:val="0"/>
+          <w:numId w:val="5"/>
+        </w:numPr>
+        <w:spacing w:after="120" w:line="276" w:lineRule="auto"/>
+        <w:rPr>
+          <w:rFonts w:ascii="Calibri" w:hAnsi="Calibri" w:cs="Calibri"/>
+        </w:rPr>
+      </w:pPr>
+      <w:r>
+        <w:rPr>
+          <w:rFonts w:ascii="Calibri" w:hAnsi="Calibri" w:cs="Calibri"/>
+        </w:rPr>
+        <w:t>Plug the linear transducer (flat not curved) into the side of the ultrasound system and lock it with the switch</w:t>
+      </w:r>
+      <w:r>
+        <w:rPr>
+          <w:rFonts w:ascii="Calibri" w:hAnsi="Calibri" w:cs="Calibri"/>
+        </w:rPr>
+        <w:t xml:space="preserve"> on the ride side of it.</w:t>
+      </w:r>
+    </w:p>
+    <w:p>
+      <w:pPr>
+        <w:spacing w:after="120" w:line="276" w:lineRule="auto"/>
+        <w:rPr>
+          <w:rFonts w:ascii="Calibri" w:hAnsi="Calibri" w:cs="Calibri"/>
+          <w:b/>
+          <w:bCs/>
+        </w:rPr>
+      </w:pPr>
+      <w:r>
+        <w:rPr>
+          <w:rFonts w:ascii="Calibri" w:hAnsi="Calibri" w:cs="Calibri"/>
+          <w:noProof/>
+        </w:rPr>
+        <w:drawing>
+          <wp:inline distT="0" distB="0" distL="0" distR="0" wp14:anchorId="445D4A7E" wp14:editId="64836164">
+            <wp:extent cx="4348628" cy="3486150"/>
+            <wp:effectExtent l="0" t="0" r="0" b="0"/>
+            <wp:docPr id="265605684" name="Picture 3"/>
+            <wp:cNvGraphicFramePr>
+              <a:graphicFrameLocks xmlns:a="http://schemas.openxmlformats.org/drawingml/2006/main" noChangeAspect="1"/>
+            </wp:cNvGraphicFramePr>
+            <a:graphic xmlns:a="http://schemas.openxmlformats.org/drawingml/2006/main">
+              <a:graphicData uri="http://schemas.openxmlformats.org/drawingml/2006/picture">
+                <pic:pic xmlns:pic="http://schemas.openxmlformats.org/drawingml/2006/picture">
+                  <pic:nvPicPr>
+                    <pic:cNvPr id="0" name="Picture 3"/>
+                    <pic:cNvPicPr>
+                      <a:picLocks noChangeAspect="1" noChangeArrowheads="1"/>
+                    </pic:cNvPicPr>
+                  </pic:nvPicPr>
+                  <pic:blipFill>
+                    <a:blip r:embed="rId9" cstate="print">
+                      <a:extLst>
+                        <a:ext uri="{28A0092B-C50C-407E-A947-70E740481C1C}">
+                          <a14:useLocalDpi xmlns:a14="http://schemas.microsoft.com/office/drawing/2010/main" val="0"/>
+                        </a:ext>
+                      </a:extLst>
+                    </a:blip>
+                    <a:srcRect/>
+                    <a:stretch>
+                      <a:fillRect/>
+                    </a:stretch>
+                  </pic:blipFill>
+                  <pic:spPr bwMode="auto">
+                    <a:xfrm>
+                      <a:off x="0" y="0"/>
+                      <a:ext cx="4354185" cy="3490605"/>
+                    </a:xfrm>
+                    <a:prstGeom prst="rect">
+                      <a:avLst/>
+                    </a:prstGeom>
+                    <a:noFill/>
+                    <a:ln>
+                      <a:noFill/>
+                    </a:ln>
+                  </pic:spPr>
+                </pic:pic>
+              </a:graphicData>
+            </a:graphic>
+          </wp:inline>
+        </w:drawing>
+      </w:r>
+    </w:p>
+    <w:p>
+      <w:pPr>
+        <w:spacing w:after="120" w:line="276" w:lineRule="auto"/>
+        <w:rPr>
+          <w:rFonts w:ascii="Calibri" w:hAnsi="Calibri" w:cs="Calibri"/>
+          <w:b/>
+          <w:bCs/>
+        </w:rPr>
+      </w:pPr>
+    </w:p>
+    <w:p>
+      <w:pPr>
+        <w:pStyle w:val="ListParagraph"/>
+        <w:numPr>
+          <w:ilvl w:val="0"/>
+          <w:numId w:val="5"/>
+        </w:numPr>
+        <w:spacing w:after="120" w:line="276" w:lineRule="auto"/>
+        <w:rPr>
+          <w:rFonts w:ascii="Calibri" w:hAnsi="Calibri" w:cs="Calibri"/>
+        </w:rPr>
+      </w:pPr>
+      <w:r>
+        <w:rPr>
+          <w:rFonts w:ascii="Calibri" w:hAnsi="Calibri" w:cs="Calibri"/>
+        </w:rPr>
+        <w:lastRenderedPageBreak/>
+        <w:t>Turn on the ultrasound system by pressing the power button (top right of key panel)</w:t>
+      </w:r>
+      <w:r>
+        <w:rPr>
+          <w:rFonts w:ascii="Calibri" w:hAnsi="Calibri" w:cs="Calibri"/>
+        </w:rPr>
+        <w:t>. Wait until the system has booted.</w:t>
+      </w:r>
+    </w:p>
+    <w:p>
+      <w:pPr>
+        <w:pStyle w:val="ListParagraph"/>
+        <w:numPr>
+          <w:ilvl w:val="0"/>
+          <w:numId w:val="5"/>
+        </w:numPr>
+        <w:spacing w:after="120" w:line="276" w:lineRule="auto"/>
+        <w:rPr>
+          <w:rFonts w:ascii="Calibri" w:hAnsi="Calibri" w:cs="Calibri"/>
+        </w:rPr>
+      </w:pPr>
+      <w:r>
+        <w:rPr>
+          <w:rFonts w:ascii="Calibri" w:hAnsi="Calibri" w:cs="Calibri"/>
+        </w:rPr>
+        <w:t>Select the “DEFAULT” mode with the mouse wheel and using the grey button marked with a star to click.</w:t>
+      </w:r>
+    </w:p>
+    <w:p>
+      <w:pPr>
+        <w:pStyle w:val="ListParagraph"/>
+        <w:numPr>
+          <w:ilvl w:val="0"/>
+          <w:numId w:val="5"/>
+        </w:numPr>
+        <w:spacing w:after="120" w:line="276" w:lineRule="auto"/>
+        <w:rPr>
+          <w:rFonts w:ascii="Calibri" w:hAnsi="Calibri" w:cs="Calibri"/>
+        </w:rPr>
+      </w:pPr>
+      <w:r>
+        <w:rPr>
+          <w:rFonts w:ascii="Calibri" w:hAnsi="Calibri" w:cs="Calibri"/>
+        </w:rPr>
+        <w:t>Use the “Freeze” button on the bottom right to go to live imaging mode or to pause the live imaging. This will freeze the last image on the screen.</w:t>
+      </w:r>
+    </w:p>
+    <w:p>
+      <w:pPr>
+        <w:pStyle w:val="ListParagraph"/>
+        <w:numPr>
+          <w:ilvl w:val="0"/>
+          <w:numId w:val="5"/>
+        </w:numPr>
+        <w:spacing w:after="120" w:line="276" w:lineRule="auto"/>
+        <w:rPr>
+          <w:rFonts w:ascii="Calibri" w:hAnsi="Calibri" w:cs="Calibri"/>
+        </w:rPr>
+      </w:pPr>
+      <w:r>
+        <w:rPr>
+          <w:rFonts w:ascii="Calibri" w:hAnsi="Calibri" w:cs="Calibri"/>
+        </w:rPr>
+        <w:t>You can split the screen into two or four compartments using the three buttons on the bottom right.</w:t>
+      </w:r>
+    </w:p>
+    <w:p>
+      <w:pPr>
         <w:spacing w:after="0" w:line="276" w:lineRule="auto"/>
         <w:rPr>
           <w:rFonts w:ascii="Calibri" w:hAnsi="Calibri" w:cs="Calibri"/>
@@ -529,8 +837,56 @@
       <w:r>
         <w:rPr>
           <w:rFonts w:ascii="Calibri" w:hAnsi="Calibri" w:cs="Calibri"/>
-        </w:rPr>
-        <w:t>Ultrasound helps us better understand how muscles produce movement and adapt to training, ageing, and disease.</w:t>
+          <w:noProof/>
+        </w:rPr>
+        <w:drawing>
+          <wp:inline distT="0" distB="0" distL="0" distR="0" wp14:anchorId="7B691E39" wp14:editId="75695233">
+            <wp:extent cx="4474571" cy="6410325"/>
+            <wp:effectExtent l="0" t="0" r="2540" b="0"/>
+            <wp:docPr id="2124142787" name="Picture 1"/>
+            <wp:cNvGraphicFramePr>
+              <a:graphicFrameLocks xmlns:a="http://schemas.openxmlformats.org/drawingml/2006/main" noChangeAspect="1"/>
+            </wp:cNvGraphicFramePr>
+            <a:graphic xmlns:a="http://schemas.openxmlformats.org/drawingml/2006/main">
+              <a:graphicData uri="http://schemas.openxmlformats.org/drawingml/2006/picture">
+                <pic:pic xmlns:pic="http://schemas.openxmlformats.org/drawingml/2006/picture">
+                  <pic:nvPicPr>
+                    <pic:cNvPr id="0" name="Picture 1"/>
+                    <pic:cNvPicPr>
+                      <a:picLocks noChangeAspect="1" noChangeArrowheads="1"/>
+                    </pic:cNvPicPr>
+                  </pic:nvPicPr>
+                  <pic:blipFill>
+                    <a:blip r:embed="rId10" cstate="print">
+                      <a:extLst>
+                        <a:ext uri="{28A0092B-C50C-407E-A947-70E740481C1C}">
+                          <a14:useLocalDpi xmlns:a14="http://schemas.microsoft.com/office/drawing/2010/main" val="0"/>
+                        </a:ext>
+                      </a:extLst>
+                    </a:blip>
+                    <a:srcRect/>
+                    <a:stretch>
+                      <a:fillRect/>
+                    </a:stretch>
+                  </pic:blipFill>
+                  <pic:spPr bwMode="auto">
+                    <a:xfrm>
+                      <a:off x="0" y="0"/>
+                      <a:ext cx="4482228" cy="6421294"/>
+                    </a:xfrm>
+                    <a:prstGeom prst="rect">
+                      <a:avLst/>
+                    </a:prstGeom>
+                    <a:noFill/>
+                    <a:ln>
+                      <a:noFill/>
+                    </a:ln>
+                  </pic:spPr>
+                </pic:pic>
+              </a:graphicData>
+            </a:graphic>
+          </wp:inline>
+        </w:drawing>
       </w:r>
     </w:p>
     <w:p>
@@ -541,8 +897,8 @@
       </w:pPr>
     </w:p>
     <w:sectPr>
-      <w:headerReference w:type="default" r:id="rId8"/>
-      <w:footerReference w:type="default" r:id="rId9"/>
+      <w:headerReference w:type="default" r:id="rId11"/>
+      <w:footerReference w:type="default" r:id="rId12"/>
       <w:pgSz w:w="11906" w:h="16838"/>
       <w:pgMar w:top="1440" w:right="1440" w:bottom="1440" w:left="1440" w:header="708" w:footer="708" w:gutter="0"/>
       <w:cols w:space="708"/>
@@ -894,6 +1250,95 @@
     </w:lvl>
   </w:abstractNum>
   <w:abstractNum w:abstractNumId="1" w15:restartNumberingAfterBreak="0">
+    <w:nsid w:val="12E500E1"/>
+    <w:multiLevelType w:val="hybridMultilevel"/>
+    <w:tmpl w:val="DE2497C6"/>
+    <w:lvl w:ilvl="0" w:tplc="1409000F">
+      <w:start w:val="1"/>
+      <w:numFmt w:val="decimal"/>
+      <w:lvlText w:val="%1."/>
+      <w:lvlJc w:val="left"/>
+      <w:pPr>
+        <w:ind w:left="720" w:hanging="360"/>
+      </w:pPr>
+      <w:rPr>
+        <w:rFonts w:hint="default"/>
+      </w:rPr>
+    </w:lvl>
+    <w:lvl w:ilvl="1" w:tplc="14090019" w:tentative="1">
+      <w:start w:val="1"/>
+      <w:numFmt w:val="lowerLetter"/>
+      <w:lvlText w:val="%2."/>
+      <w:lvlJc w:val="left"/>
+      <w:pPr>
+        <w:ind w:left="1440" w:hanging="360"/>
+      </w:pPr>
+    </w:lvl>
+    <w:lvl w:ilvl="2" w:tplc="1409001B" w:tentative="1">
+      <w:start w:val="1"/>
+      <w:numFmt w:val="lowerRoman"/>
+      <w:lvlText w:val="%3."/>
+      <w:lvlJc w:val="right"/>
+      <w:pPr>
+        <w:ind w:left="2160" w:hanging="180"/>
+      </w:pPr>
+    </w:lvl>
+    <w:lvl w:ilvl="3" w:tplc="1409000F" w:tentative="1">
+      <w:start w:val="1"/>
+      <w:numFmt w:val="decimal"/>
+      <w:lvlText w:val="%4."/>
+      <w:lvlJc w:val="left"/>
+      <w:pPr>
+        <w:ind w:left="2880" w:hanging="360"/>
+      </w:pPr>
+    </w:lvl>
+    <w:lvl w:ilvl="4" w:tplc="14090019" w:tentative="1">
+      <w:start w:val="1"/>
+      <w:numFmt w:val="lowerLetter"/>
+      <w:lvlText w:val="%5."/>
+      <w:lvlJc w:val="left"/>
+      <w:pPr>
+        <w:ind w:left="3600" w:hanging="360"/>
+      </w:pPr>
+    </w:lvl>
+    <w:lvl w:ilvl="5" w:tplc="1409001B" w:tentative="1">
+      <w:start w:val="1"/>
+      <w:numFmt w:val="lowerRoman"/>
+      <w:lvlText w:val="%6."/>
+      <w:lvlJc w:val="right"/>
+      <w:pPr>
+        <w:ind w:left="4320" w:hanging="180"/>
+      </w:pPr>
+    </w:lvl>
+    <w:lvl w:ilvl="6" w:tplc="1409000F" w:tentative="1">
+      <w:start w:val="1"/>
+      <w:numFmt w:val="decimal"/>
+      <w:lvlText w:val="%7."/>
+      <w:lvlJc w:val="left"/>
+      <w:pPr>
+        <w:ind w:left="5040" w:hanging="360"/>
+      </w:pPr>
+    </w:lvl>
+    <w:lvl w:ilvl="7" w:tplc="14090019" w:tentative="1">
+      <w:start w:val="1"/>
+      <w:numFmt w:val="lowerLetter"/>
+      <w:lvlText w:val="%8."/>
+      <w:lvlJc w:val="left"/>
+      <w:pPr>
+        <w:ind w:left="5760" w:hanging="360"/>
+      </w:pPr>
+    </w:lvl>
+    <w:lvl w:ilvl="8" w:tplc="1409001B" w:tentative="1">
+      <w:start w:val="1"/>
+      <w:numFmt w:val="lowerRoman"/>
+      <w:lvlText w:val="%9."/>
+      <w:lvlJc w:val="right"/>
+      <w:pPr>
+        <w:ind w:left="6480" w:hanging="180"/>
+      </w:pPr>
+    </w:lvl>
+  </w:abstractNum>
+  <w:abstractNum w:abstractNumId="2" w15:restartNumberingAfterBreak="0">
     <w:nsid w:val="3D095441"/>
     <w:multiLevelType w:val="multilevel"/>
     <w:tmpl w:val="F22E5DF0"/>
@@ -1042,7 +1487,7 @@
       </w:rPr>
     </w:lvl>
   </w:abstractNum>
-  <w:abstractNum w:abstractNumId="2" w15:restartNumberingAfterBreak="0">
+  <w:abstractNum w:abstractNumId="3" w15:restartNumberingAfterBreak="0">
     <w:nsid w:val="6004467B"/>
     <w:multiLevelType w:val="multilevel"/>
     <w:tmpl w:val="351A7296"/>
@@ -1191,7 +1636,7 @@
       </w:rPr>
     </w:lvl>
   </w:abstractNum>
-  <w:abstractNum w:abstractNumId="3" w15:restartNumberingAfterBreak="0">
+  <w:abstractNum w:abstractNumId="4" w15:restartNumberingAfterBreak="0">
     <w:nsid w:val="609A38E1"/>
     <w:multiLevelType w:val="multilevel"/>
     <w:tmpl w:val="8354D3C2"/>
@@ -1341,16 +1786,19 @@
     </w:lvl>
   </w:abstractNum>
   <w:num w:numId="1" w16cid:durableId="346520379">
-    <w:abstractNumId w:val="1"/>
+    <w:abstractNumId w:val="2"/>
   </w:num>
   <w:num w:numId="2" w16cid:durableId="690187524">
-    <w:abstractNumId w:val="3"/>
+    <w:abstractNumId w:val="4"/>
   </w:num>
   <w:num w:numId="3" w16cid:durableId="772629275">
     <w:abstractNumId w:val="0"/>
   </w:num>
   <w:num w:numId="4" w16cid:durableId="912161195">
-    <w:abstractNumId w:val="2"/>
+    <w:abstractNumId w:val="3"/>
+  </w:num>
+  <w:num w:numId="5" w16cid:durableId="216283599">
+    <w:abstractNumId w:val="1"/>
   </w:num>
 </w:numbering>
 </file>
@@ -1958,6 +2406,7 @@
   <w:style w:type="character" w:default="1" w:styleId="DefaultParagraphFont">
     <w:name w:val="Default Paragraph Font"/>
     <w:uiPriority w:val="1"/>
+    <w:semiHidden/>
     <w:unhideWhenUsed/>
   </w:style>
   <w:style w:type="table" w:default="1" w:styleId="TableNormal">

--- a/Documents/Info pages/Ultrasound-info.docx
+++ b/Documents/Info pages/Ultrasound-info.docx
@@ -317,7 +317,7 @@
     </w:p>
     <w:p>
       <w:pPr>
-        <w:spacing w:after="0" w:line="276" w:lineRule="auto"/>
+        <w:spacing w:after="120" w:line="276" w:lineRule="auto"/>
         <w:rPr>
           <w:rFonts w:ascii="Calibri" w:hAnsi="Calibri" w:cs="Calibri"/>
           <w:b/>
@@ -326,82 +326,10 @@
       </w:pPr>
       <w:r>
         <w:rPr>
-          <w:noProof/>
-        </w:rPr>
-        <w:drawing>
-          <wp:inline distT="0" distB="0" distL="0" distR="0" wp14:anchorId="5656C7F6" wp14:editId="249F1624">
-            <wp:extent cx="5731510" cy="2503965"/>
-            <wp:effectExtent l="0" t="0" r="2540" b="0"/>
-            <wp:docPr id="1978754515" name="Picture 1"/>
-            <wp:cNvGraphicFramePr>
-              <a:graphicFrameLocks xmlns:a="http://schemas.openxmlformats.org/drawingml/2006/main" noChangeAspect="1"/>
-            </wp:cNvGraphicFramePr>
-            <a:graphic xmlns:a="http://schemas.openxmlformats.org/drawingml/2006/main">
-              <a:graphicData uri="http://schemas.openxmlformats.org/drawingml/2006/picture">
-                <pic:pic xmlns:pic="http://schemas.openxmlformats.org/drawingml/2006/picture">
-                  <pic:nvPicPr>
-                    <pic:cNvPr id="0" name="Picture 1"/>
-                    <pic:cNvPicPr>
-                      <a:picLocks noChangeAspect="1" noChangeArrowheads="1"/>
-                    </pic:cNvPicPr>
-                  </pic:nvPicPr>
-                  <pic:blipFill>
-                    <a:blip r:embed="rId7">
-                      <a:extLst>
-                        <a:ext uri="{28A0092B-C50C-407E-A947-70E740481C1C}">
-                          <a14:useLocalDpi xmlns:a14="http://schemas.microsoft.com/office/drawing/2010/main" val="0"/>
-                        </a:ext>
-                      </a:extLst>
-                    </a:blip>
-                    <a:srcRect/>
-                    <a:stretch>
-                      <a:fillRect/>
-                    </a:stretch>
-                  </pic:blipFill>
-                  <pic:spPr bwMode="auto">
-                    <a:xfrm>
-                      <a:off x="0" y="0"/>
-                      <a:ext cx="5731510" cy="2503965"/>
-                    </a:xfrm>
-                    <a:prstGeom prst="rect">
-                      <a:avLst/>
-                    </a:prstGeom>
-                    <a:noFill/>
-                    <a:ln>
-                      <a:noFill/>
-                    </a:ln>
-                  </pic:spPr>
-                </pic:pic>
-              </a:graphicData>
-            </a:graphic>
-          </wp:inline>
-        </w:drawing>
-      </w:r>
-      <w:r>
-        <w:rPr>
           <w:rFonts w:ascii="Calibri" w:hAnsi="Calibri" w:cs="Calibri"/>
           <w:b/>
           <w:bCs/>
         </w:rPr>
-        <w:br w:type="page"/>
-      </w:r>
-    </w:p>
-    <w:p>
-      <w:pPr>
-        <w:spacing w:after="120" w:line="276" w:lineRule="auto"/>
-        <w:rPr>
-          <w:rFonts w:ascii="Calibri" w:hAnsi="Calibri" w:cs="Calibri"/>
-          <w:b/>
-          <w:bCs/>
-        </w:rPr>
-      </w:pPr>
-      <w:r>
-        <w:rPr>
-          <w:rFonts w:ascii="Calibri" w:hAnsi="Calibri" w:cs="Calibri"/>
-          <w:b/>
-          <w:bCs/>
-        </w:rPr>
-        <w:lastRenderedPageBreak/>
         <w:t>Why is ultrasound useful?</w:t>
       </w:r>
     </w:p>
@@ -535,7 +463,6 @@
     </w:p>
     <w:p>
       <w:pPr>
-        <w:spacing w:after="120" w:line="276" w:lineRule="auto"/>
         <w:rPr>
           <w:rFonts w:ascii="Calibri" w:hAnsi="Calibri" w:cs="Calibri"/>
           <w:b/>
@@ -548,7 +475,34 @@
           <w:b/>
           <w:bCs/>
         </w:rPr>
-        <w:t>How to set up this demo:</w:t>
+        <w:br w:type="page"/>
+      </w:r>
+    </w:p>
+    <w:p>
+      <w:pPr>
+        <w:spacing w:after="120" w:line="276" w:lineRule="auto"/>
+        <w:rPr>
+          <w:rFonts w:ascii="Calibri" w:hAnsi="Calibri" w:cs="Calibri"/>
+          <w:b/>
+          <w:bCs/>
+        </w:rPr>
+      </w:pPr>
+      <w:r>
+        <w:rPr>
+          <w:rFonts w:ascii="Calibri" w:hAnsi="Calibri" w:cs="Calibri"/>
+          <w:b/>
+          <w:bCs/>
+        </w:rPr>
+        <w:lastRenderedPageBreak/>
+        <w:t>H</w:t>
+      </w:r>
+      <w:r>
+        <w:rPr>
+          <w:rFonts w:ascii="Calibri" w:hAnsi="Calibri" w:cs="Calibri"/>
+          <w:b/>
+          <w:bCs/>
+        </w:rPr>
+        <w:t>ow to set up this demo:</w:t>
       </w:r>
     </w:p>
     <w:p>
@@ -608,7 +562,7 @@
                     </pic:cNvPicPr>
                   </pic:nvPicPr>
                   <pic:blipFill rotWithShape="1">
-                    <a:blip r:embed="rId8" cstate="print">
+                    <a:blip r:embed="rId7" cstate="print">
                       <a:extLst>
                         <a:ext uri="{28A0092B-C50C-407E-A947-70E740481C1C}">
                           <a14:useLocalDpi xmlns:a14="http://schemas.microsoft.com/office/drawing/2010/main" val="0"/>
@@ -702,7 +656,7 @@
                     </pic:cNvPicPr>
                   </pic:nvPicPr>
                   <pic:blipFill>
-                    <a:blip r:embed="rId9" cstate="print">
+                    <a:blip r:embed="rId8" cstate="print">
                       <a:extLst>
                         <a:ext uri="{28A0092B-C50C-407E-A947-70E740481C1C}">
                           <a14:useLocalDpi xmlns:a14="http://schemas.microsoft.com/office/drawing/2010/main" val="0"/>
@@ -736,16 +690,6 @@
     </w:p>
     <w:p>
       <w:pPr>
-        <w:spacing w:after="120" w:line="276" w:lineRule="auto"/>
-        <w:rPr>
-          <w:rFonts w:ascii="Calibri" w:hAnsi="Calibri" w:cs="Calibri"/>
-          <w:b/>
-          <w:bCs/>
-        </w:rPr>
-      </w:pPr>
-    </w:p>
-    <w:p>
-      <w:pPr>
         <w:pStyle w:val="ListParagraph"/>
         <w:numPr>
           <w:ilvl w:val="0"/>
@@ -760,7 +704,6 @@
         <w:rPr>
           <w:rFonts w:ascii="Calibri" w:hAnsi="Calibri" w:cs="Calibri"/>
         </w:rPr>
-        <w:lastRenderedPageBreak/>
         <w:t>Turn on the ultrasound system by pressing the power button (top right of key panel)</w:t>
       </w:r>
       <w:r>
@@ -830,6 +773,7 @@
     <w:p>
       <w:pPr>
         <w:spacing w:after="0" w:line="276" w:lineRule="auto"/>
+        <w:jc w:val="center"/>
         <w:rPr>
           <w:rFonts w:ascii="Calibri" w:hAnsi="Calibri" w:cs="Calibri"/>
         </w:rPr>
@@ -839,10 +783,11 @@
           <w:rFonts w:ascii="Calibri" w:hAnsi="Calibri" w:cs="Calibri"/>
           <w:noProof/>
         </w:rPr>
+        <w:lastRenderedPageBreak/>
         <w:drawing>
-          <wp:inline distT="0" distB="0" distL="0" distR="0" wp14:anchorId="7B691E39" wp14:editId="75695233">
-            <wp:extent cx="4474571" cy="6410325"/>
-            <wp:effectExtent l="0" t="0" r="2540" b="0"/>
+          <wp:inline distT="0" distB="0" distL="0" distR="0" wp14:anchorId="7B691E39" wp14:editId="3EAB1BD5">
+            <wp:extent cx="5704736" cy="8172673"/>
+            <wp:effectExtent l="0" t="0" r="0" b="0"/>
             <wp:docPr id="2124142787" name="Picture 1"/>
             <wp:cNvGraphicFramePr>
               <a:graphicFrameLocks xmlns:a="http://schemas.openxmlformats.org/drawingml/2006/main" noChangeAspect="1"/>
@@ -857,7 +802,7 @@
                     </pic:cNvPicPr>
                   </pic:nvPicPr>
                   <pic:blipFill>
-                    <a:blip r:embed="rId10" cstate="print">
+                    <a:blip r:embed="rId9" cstate="print">
                       <a:extLst>
                         <a:ext uri="{28A0092B-C50C-407E-A947-70E740481C1C}">
                           <a14:useLocalDpi xmlns:a14="http://schemas.microsoft.com/office/drawing/2010/main" val="0"/>
@@ -872,7 +817,7 @@
                   <pic:spPr bwMode="auto">
                     <a:xfrm>
                       <a:off x="0" y="0"/>
-                      <a:ext cx="4482228" cy="6421294"/>
+                      <a:ext cx="5732619" cy="8212618"/>
                     </a:xfrm>
                     <a:prstGeom prst="rect">
                       <a:avLst/>
@@ -897,8 +842,8 @@
       </w:pPr>
     </w:p>
     <w:sectPr>
-      <w:headerReference w:type="default" r:id="rId11"/>
-      <w:footerReference w:type="default" r:id="rId12"/>
+      <w:headerReference w:type="default" r:id="rId10"/>
+      <w:footerReference w:type="default" r:id="rId11"/>
       <w:pgSz w:w="11906" w:h="16838"/>
       <w:pgMar w:top="1440" w:right="1440" w:bottom="1440" w:left="1440" w:header="708" w:footer="708" w:gutter="0"/>
       <w:cols w:space="708"/>

--- a/Documents/Info pages/Ultrasound-info.docx
+++ b/Documents/Info pages/Ultrasound-info.docx
@@ -209,7 +209,7 @@
     </w:p>
     <w:p>
       <w:pPr>
-        <w:spacing w:after="120" w:line="276" w:lineRule="auto"/>
+        <w:spacing w:before="240" w:after="120" w:line="276" w:lineRule="auto"/>
         <w:rPr>
           <w:rFonts w:ascii="Calibri" w:hAnsi="Calibri" w:cs="Calibri"/>
           <w:b/>
@@ -317,7 +317,7 @@
     </w:p>
     <w:p>
       <w:pPr>
-        <w:spacing w:after="120" w:line="276" w:lineRule="auto"/>
+        <w:spacing w:before="240" w:after="120" w:line="276" w:lineRule="auto"/>
         <w:rPr>
           <w:rFonts w:ascii="Calibri" w:hAnsi="Calibri" w:cs="Calibri"/>
           <w:b/>
